--- a/FuncEcol/03_final submission/Plain language summary.docx
+++ b/FuncEcol/03_final submission/Plain language summary.docx
@@ -143,61 +143,6 @@
       <w:pPr>
         <w:pStyle w:val="isselectedend"/>
       </w:pPr>
-      <w:r>
-        <w:rPr>
-          <w:noProof/>
-          <w14:ligatures w14:val="standardContextual"/>
-        </w:rPr>
-        <w:drawing>
-          <wp:inline distT="0" distB="0" distL="0" distR="0" wp14:anchorId="717FF7A8" wp14:editId="357972B3">
-            <wp:extent cx="5731510" cy="2497455"/>
-            <wp:effectExtent l="0" t="0" r="0" b="0"/>
-            <wp:docPr id="710801257" name="Picture 2"/>
-            <wp:cNvGraphicFramePr>
-              <a:graphicFrameLocks xmlns:a="http://schemas.openxmlformats.org/drawingml/2006/main" noChangeAspect="1"/>
-            </wp:cNvGraphicFramePr>
-            <a:graphic xmlns:a="http://schemas.openxmlformats.org/drawingml/2006/main">
-              <a:graphicData uri="http://schemas.openxmlformats.org/drawingml/2006/picture">
-                <pic:pic xmlns:pic="http://schemas.openxmlformats.org/drawingml/2006/picture">
-                  <pic:nvPicPr>
-                    <pic:cNvPr id="710801257" name="Picture 710801257"/>
-                    <pic:cNvPicPr/>
-                  </pic:nvPicPr>
-                  <pic:blipFill>
-                    <a:blip r:embed="rId4" cstate="print">
-                      <a:extLst>
-                        <a:ext uri="{28A0092B-C50C-407E-A947-70E740481C1C}">
-                          <a14:useLocalDpi xmlns:a14="http://schemas.microsoft.com/office/drawing/2010/main" val="0"/>
-                        </a:ext>
-                      </a:extLst>
-                    </a:blip>
-                    <a:stretch>
-                      <a:fillRect/>
-                    </a:stretch>
-                  </pic:blipFill>
-                  <pic:spPr>
-                    <a:xfrm>
-                      <a:off x="0" y="0"/>
-                      <a:ext cx="5731510" cy="2497455"/>
-                    </a:xfrm>
-                    <a:prstGeom prst="rect">
-                      <a:avLst/>
-                    </a:prstGeom>
-                  </pic:spPr>
-                </pic:pic>
-              </a:graphicData>
-            </a:graphic>
-          </wp:inline>
-        </w:drawing>
-      </w:r>
-    </w:p>
-    <w:p>
-      <w:pPr>
-        <w:pStyle w:val="isselectedend"/>
-      </w:pPr>
-      <w:r>
-        <w:t>Picture credits: Pablo Recio</w:t>
-      </w:r>
     </w:p>
     <w:sectPr>
       <w:pgSz w:w="11906" w:h="16838"/>
